--- a/production/S1_Appendix.docx
+++ b/production/S1_Appendix.docx
@@ -3632,7 +3632,7 @@
           <w:b/>
           <w:bCs/>
         </w:rPr>
-        <w:t xml:space="preserve">Table G. Robustness to alternative topologies (seed 42, n = 100,000).</w:t>
+        <w:t xml:space="preserve">Table G. Robustness to alternative topologies: correlated barriers and repeated attempts (seed 42, n = 100,000).</w:t>
       </w:r>
     </w:p>
     <w:tbl>

--- a/production/S1_Appendix.docx
+++ b/production/S1_Appendix.docx
@@ -4229,201 +4229,6 @@
       </w:pPr>
       <w:r>
         <w:t xml:space="preserve">Under correlation the comparative conclusion holds (single-layer ≪ coordinated) while the baseline value is correlation-sensitive; under repeated attempts interaction dominance attenuates, delimiting the model’s domain of validity to approximately single-pass serial recourse. ρ denotes the latent Gaussian-copula correlation parameter, not the post-thresholding Bernoulli correlation. The ρ = 0 row reports exact analytic values; the Monte-Carlo estimate at ρ = 0 is noise-limited (~2 successes per 10^5 draws) and appears in the repository CSV, so the low-ρ rows (ρ ≤ 0.15) carry visible Monte-Carlo error.</w:t>
-      </w:r>
-    </w:p>
-    <w:p>
-      <w:pPr>
-        <w:pStyle w:val="BodyText"/>
-      </w:pPr>
-      <w:r>
-        <w:drawing>
-          <wp:inline>
-            <wp:extent cx="4533900" cy="3017928"/>
-            <wp:effectExtent b="0" l="0" r="0" t="0"/>
-            <wp:docPr descr="" title="" id="10" name="Picture"/>
-            <a:graphic>
-              <a:graphicData uri="http://schemas.openxmlformats.org/drawingml/2006/picture">
-                <pic:pic>
-                  <pic:nvPicPr>
-                    <pic:cNvPr descr="/Users/acdmbpmax/PycharmProjects/algorithmic-bias-epidemiology-academic/manuscript/figures/shapley_attribution.png" id="11" name="Picture"/>
-                    <pic:cNvPicPr>
-                      <a:picLocks noChangeArrowheads="1" noChangeAspect="1"/>
-                    </pic:cNvPicPr>
-                  </pic:nvPicPr>
-                  <pic:blipFill>
-                    <a:blip r:embed="rId9"/>
-                    <a:stretch>
-                      <a:fillRect/>
-                    </a:stretch>
-                  </pic:blipFill>
-                  <pic:spPr bwMode="auto">
-                    <a:xfrm>
-                      <a:off x="0" y="0"/>
-                      <a:ext cx="4533900" cy="3017928"/>
-                    </a:xfrm>
-                    <a:prstGeom prst="rect">
-                      <a:avLst/>
-                    </a:prstGeom>
-                    <a:noFill/>
-                    <a:ln w="9525">
-                      <a:noFill/>
-                      <a:headEnd/>
-                      <a:tailEnd/>
-                    </a:ln>
-                  </pic:spPr>
-                </pic:pic>
-              </a:graphicData>
-            </a:graphic>
-          </wp:inline>
-        </w:drawing>
-      </w:r>
-    </w:p>
-    <w:p>
-      <w:pPr>
-        <w:pStyle w:val="BodyText"/>
-      </w:pPr>
-      <w:r>
-        <w:rPr>
-          <w:b/>
-          <w:bCs/>
-        </w:rPr>
-        <w:t xml:space="preserve">Fig A. Shapley value attribution of barrier contributions.</w:t>
-      </w:r>
-      <w:r>
-        <w:t xml:space="preserve"> </w:t>
-      </w:r>
-      <w:r>
-        <w:t xml:space="preserve">Shapley value decomposition assigning relative contribution of each barrier to overall system success while accounting for all possible barrier removal orderings. Barriers are coloured by layer: green = Data Integration, blue = Data Accuracy, red = Institutional. Values represent fair attribution of total achievable improvement, with the five highest-contributing barriers spanning all three layers, consistent with the cross-layer nature of the modeled dynamics.</w:t>
-      </w:r>
-    </w:p>
-    <w:p>
-      <w:pPr>
-        <w:pStyle w:val="BodyText"/>
-      </w:pPr>
-      <w:r>
-        <w:drawing>
-          <wp:inline>
-            <wp:extent cx="4533900" cy="1937601"/>
-            <wp:effectExtent b="0" l="0" r="0" t="0"/>
-            <wp:docPr descr="" title="" id="13" name="Picture"/>
-            <a:graphic>
-              <a:graphicData uri="http://schemas.openxmlformats.org/drawingml/2006/picture">
-                <pic:pic>
-                  <pic:nvPicPr>
-                    <pic:cNvPr descr="/Users/acdmbpmax/PycharmProjects/algorithmic-bias-epidemiology-academic/manuscript/figures/layer_effects.png" id="14" name="Picture"/>
-                    <pic:cNvPicPr>
-                      <a:picLocks noChangeArrowheads="1" noChangeAspect="1"/>
-                    </pic:cNvPicPr>
-                  </pic:nvPicPr>
-                  <pic:blipFill>
-                    <a:blip r:embed="rId12"/>
-                    <a:stretch>
-                      <a:fillRect/>
-                    </a:stretch>
-                  </pic:blipFill>
-                  <pic:spPr bwMode="auto">
-                    <a:xfrm>
-                      <a:off x="0" y="0"/>
-                      <a:ext cx="4533900" cy="1937601"/>
-                    </a:xfrm>
-                    <a:prstGeom prst="rect">
-                      <a:avLst/>
-                    </a:prstGeom>
-                    <a:noFill/>
-                    <a:ln w="9525">
-                      <a:noFill/>
-                      <a:headEnd/>
-                      <a:tailEnd/>
-                    </a:ln>
-                  </pic:spPr>
-                </pic:pic>
-              </a:graphicData>
-            </a:graphic>
-          </wp:inline>
-        </w:drawing>
-      </w:r>
-    </w:p>
-    <w:p>
-      <w:pPr>
-        <w:pStyle w:val="BodyText"/>
-      </w:pPr>
-      <w:r>
-        <w:rPr>
-          <w:b/>
-          <w:bCs/>
-        </w:rPr>
-        <w:t xml:space="preserve">Fig B. Effect of layer removal on system success probability.</w:t>
-      </w:r>
-      <w:r>
-        <w:t xml:space="preserve"> </w:t>
-      </w:r>
-      <w:r>
-        <w:t xml:space="preserve">Only complete removal across all three layers yields substantial improvement (100%). Single-layer removal produces negligible effects; two-layer combinations yield at most 7.4% (Data Accuracy + Institutional), consistent with the model’s three-way interaction structure.</w:t>
-      </w:r>
-    </w:p>
-    <w:p>
-      <w:pPr>
-        <w:pStyle w:val="BodyText"/>
-      </w:pPr>
-      <w:r>
-        <w:drawing>
-          <wp:inline>
-            <wp:extent cx="4533900" cy="1721007"/>
-            <wp:effectExtent b="0" l="0" r="0" t="0"/>
-            <wp:docPr descr="" title="" id="16" name="Picture"/>
-            <a:graphic>
-              <a:graphicData uri="http://schemas.openxmlformats.org/drawingml/2006/picture">
-                <pic:pic>
-                  <pic:nvPicPr>
-                    <pic:cNvPr descr="/Users/acdmbpmax/PycharmProjects/algorithmic-bias-epidemiology-academic/manuscript/figures/FigX_copula_robustness.png" id="17" name="Picture"/>
-                    <pic:cNvPicPr>
-                      <a:picLocks noChangeArrowheads="1" noChangeAspect="1"/>
-                    </pic:cNvPicPr>
-                  </pic:nvPicPr>
-                  <pic:blipFill>
-                    <a:blip r:embed="rId15"/>
-                    <a:stretch>
-                      <a:fillRect/>
-                    </a:stretch>
-                  </pic:blipFill>
-                  <pic:spPr bwMode="auto">
-                    <a:xfrm>
-                      <a:off x="0" y="0"/>
-                      <a:ext cx="4533900" cy="1721007"/>
-                    </a:xfrm>
-                    <a:prstGeom prst="rect">
-                      <a:avLst/>
-                    </a:prstGeom>
-                    <a:noFill/>
-                    <a:ln w="9525">
-                      <a:noFill/>
-                      <a:headEnd/>
-                      <a:tailEnd/>
-                    </a:ln>
-                  </pic:spPr>
-                </pic:pic>
-              </a:graphicData>
-            </a:graphic>
-          </wp:inline>
-        </w:drawing>
-      </w:r>
-    </w:p>
-    <w:p>
-      <w:pPr>
-        <w:pStyle w:val="BodyText"/>
-      </w:pPr>
-      <w:r>
-        <w:rPr>
-          <w:b/>
-          <w:bCs/>
-        </w:rPr>
-        <w:t xml:space="preserve">Fig C. Robustness to alternative topologies.</w:t>
-      </w:r>
-      <w:r>
-        <w:t xml:space="preserve"> </w:t>
-      </w:r>
-      <w:r>
-        <w:t xml:space="preserve">Baseline success probability P (left) and three-way interaction share (right) as a function of latent Gaussian-copula correlation ρ, for the equicorrelation and within-layer block variants. The comparative conclusion (single-layer ≪ coordinated) is robust to correlation while the baseline value is correlation-sensitive. The repeated-attempt results (m = 2, 3), which attenuate interaction dominance, are reported in Table G.</w:t>
       </w:r>
     </w:p>
     <w:sectPr>

--- a/production/S1_Appendix.docx
+++ b/production/S1_Appendix.docx
@@ -22,7 +22,7 @@
         <w:rPr>
           <w:i/>
         </w:rPr>
-        <w:t xml:space="preserve">Components of this appendix are labelled alphabetically and are cited as, for example, “Table A in S1 Appendix” and “Fig A in S1 Appendix”.</w:t>
+        <w:t xml:space="preserve">Tables in this appendix are labelled alphabetically and are cited as, for example, “Table A in S1 Appendix”.</w:t>
       </w:r>
     </w:p>
     <w:p>

--- a/production/S1_Appendix.docx
+++ b/production/S1_Appendix.docx
@@ -22,7 +22,7 @@
         <w:rPr>
           <w:i/>
         </w:rPr>
-        <w:t xml:space="preserve">Tables in this appendix are labelled alphabetically and are cited as, for example, “Table A in S1 Appendix”.</w:t>
+        <w:t xml:space="preserve">Components of this appendix are labelled alphabetically and are cited as, for example, “Table A in S1 Appendix” and “Fig A in S1 Appendix”.</w:t>
       </w:r>
     </w:p>
     <w:p>
@@ -4229,6 +4229,136 @@
       </w:pPr>
       <w:r>
         <w:t xml:space="preserve">Under correlation the comparative conclusion holds (single-layer ≪ coordinated) while the baseline value is correlation-sensitive; under repeated attempts interaction dominance attenuates, delimiting the model’s domain of validity to approximately single-pass serial recourse. ρ denotes the latent Gaussian-copula correlation parameter, not the post-thresholding Bernoulli correlation. The ρ = 0 row reports exact analytic values; the Monte-Carlo estimate at ρ = 0 is noise-limited (~2 successes per 10^5 draws) and appears in the repository CSV, so the low-ρ rows (ρ ≤ 0.15) carry visible Monte-Carlo error.</w:t>
+      </w:r>
+    </w:p>
+    <w:p>
+      <w:pPr>
+        <w:pStyle w:val="BodyText"/>
+      </w:pPr>
+      <w:r>
+        <w:drawing>
+          <wp:inline>
+            <wp:extent cx="4533900" cy="3017928"/>
+            <wp:effectExtent b="0" l="0" r="0" t="0"/>
+            <wp:docPr descr="" title="" id="10" name="Picture"/>
+            <a:graphic>
+              <a:graphicData uri="http://schemas.openxmlformats.org/drawingml/2006/picture">
+                <pic:pic>
+                  <pic:nvPicPr>
+                    <pic:cNvPr descr="/Users/acdmbpmax/PycharmProjects/algorithmic-bias-epidemiology-academic/manuscript/figures/shapley_attribution.png" id="11" name="Picture"/>
+                    <pic:cNvPicPr>
+                      <a:picLocks noChangeArrowheads="1" noChangeAspect="1"/>
+                    </pic:cNvPicPr>
+                  </pic:nvPicPr>
+                  <pic:blipFill>
+                    <a:blip r:embed="rId9"/>
+                    <a:stretch>
+                      <a:fillRect/>
+                    </a:stretch>
+                  </pic:blipFill>
+                  <pic:spPr bwMode="auto">
+                    <a:xfrm>
+                      <a:off x="0" y="0"/>
+                      <a:ext cx="4533900" cy="3017928"/>
+                    </a:xfrm>
+                    <a:prstGeom prst="rect">
+                      <a:avLst/>
+                    </a:prstGeom>
+                    <a:noFill/>
+                    <a:ln w="9525">
+                      <a:noFill/>
+                      <a:headEnd/>
+                      <a:tailEnd/>
+                    </a:ln>
+                  </pic:spPr>
+                </pic:pic>
+              </a:graphicData>
+            </a:graphic>
+          </wp:inline>
+        </w:drawing>
+      </w:r>
+    </w:p>
+    <w:p>
+      <w:pPr>
+        <w:pStyle w:val="BodyText"/>
+      </w:pPr>
+      <w:r>
+        <w:rPr>
+          <w:b/>
+          <w:bCs/>
+        </w:rPr>
+        <w:t xml:space="preserve">Fig A. Shapley value attribution of barrier contributions.</w:t>
+      </w:r>
+      <w:r>
+        <w:t xml:space="preserve"> </w:t>
+      </w:r>
+      <w:r>
+        <w:t xml:space="preserve">Shapley value decomposition assigning relative contribution of each barrier to overall system success while accounting for all possible barrier removal orderings. Barriers are coloured by layer: green = Data Integration, blue = Data Accuracy, red = Institutional. Values represent fair attribution of total achievable improvement, with the five highest-contributing barriers spanning all three layers, consistent with the cross-layer nature of the modeled dynamics.</w:t>
+      </w:r>
+    </w:p>
+    <w:p>
+      <w:pPr>
+        <w:pStyle w:val="BodyText"/>
+      </w:pPr>
+      <w:r>
+        <w:drawing>
+          <wp:inline>
+            <wp:extent cx="4533900" cy="1937601"/>
+            <wp:effectExtent b="0" l="0" r="0" t="0"/>
+            <wp:docPr descr="" title="" id="13" name="Picture"/>
+            <a:graphic>
+              <a:graphicData uri="http://schemas.openxmlformats.org/drawingml/2006/picture">
+                <pic:pic>
+                  <pic:nvPicPr>
+                    <pic:cNvPr descr="/Users/acdmbpmax/PycharmProjects/algorithmic-bias-epidemiology-academic/manuscript/figures/layer_effects.png" id="14" name="Picture"/>
+                    <pic:cNvPicPr>
+                      <a:picLocks noChangeArrowheads="1" noChangeAspect="1"/>
+                    </pic:cNvPicPr>
+                  </pic:nvPicPr>
+                  <pic:blipFill>
+                    <a:blip r:embed="rId12"/>
+                    <a:stretch>
+                      <a:fillRect/>
+                    </a:stretch>
+                  </pic:blipFill>
+                  <pic:spPr bwMode="auto">
+                    <a:xfrm>
+                      <a:off x="0" y="0"/>
+                      <a:ext cx="4533900" cy="1937601"/>
+                    </a:xfrm>
+                    <a:prstGeom prst="rect">
+                      <a:avLst/>
+                    </a:prstGeom>
+                    <a:noFill/>
+                    <a:ln w="9525">
+                      <a:noFill/>
+                      <a:headEnd/>
+                      <a:tailEnd/>
+                    </a:ln>
+                  </pic:spPr>
+                </pic:pic>
+              </a:graphicData>
+            </a:graphic>
+          </wp:inline>
+        </w:drawing>
+      </w:r>
+    </w:p>
+    <w:p>
+      <w:pPr>
+        <w:pStyle w:val="BodyText"/>
+      </w:pPr>
+      <w:r>
+        <w:rPr>
+          <w:b/>
+          <w:bCs/>
+        </w:rPr>
+        <w:t xml:space="preserve">Fig B. Effect of layer removal on system success probability.</w:t>
+      </w:r>
+      <w:r>
+        <w:t xml:space="preserve"> </w:t>
+      </w:r>
+      <w:r>
+        <w:t xml:space="preserve">Only complete removal across all three layers yields substantial improvement (100%). Single-layer removal produces negligible effects; two-layer combinations yield at most 7.4% (Data Accuracy + Institutional), consistent with the model’s three-way interaction structure.</w:t>
       </w:r>
     </w:p>
     <w:sectPr>
